--- a/课表目录.docx
+++ b/课表目录.docx
@@ -87,7 +87,7 @@
           <w:szCs w:val="40"/>
           <w:lang w:val="en-US" w:eastAsia="zh-CN"/>
         </w:rPr>
-        <w:t>20260916</w:t>
+        <w:t>20260917</w:t>
       </w:r>
       <w:r>
         <w:rPr>
@@ -746,7 +746,7 @@
           <w:szCs w:val="40"/>
           <w:lang w:val="en-US" w:eastAsia="zh-CN"/>
         </w:rPr>
-        <w:t>20260916</w:t>
+        <w:t>20260917</w:t>
       </w:r>
       <w:r>
         <w:rPr>
@@ -790,74 +790,74 @@
         </w:rPr>
         <w:t>点评课</w:t>
       </w:r>
-    </w:p>
-    <w:p>
-      <w:pPr>
-        <w:pStyle w:val="28"/>
-        <w:numPr>
-          <w:ilvl w:val="0"/>
-          <w:numId w:val="2"/>
-        </w:numPr>
-        <w:rPr>
-          <w:rFonts w:ascii="Times New Roman" w:hAnsi="Times New Roman" w:eastAsia="FangSong_GB2312" w:cs="Times New Roman"/>
-          <w:sz w:val="32"/>
-          <w:szCs w:val="32"/>
-        </w:rPr>
-      </w:pPr>
-      <w:r>
-        <w:rPr>
-          <w:rFonts w:ascii="Times New Roman" w:hAnsi="Times New Roman" w:eastAsia="FangSong_GB2312" w:cs="Times New Roman"/>
-          <w:sz w:val="32"/>
-          <w:szCs w:val="32"/>
-        </w:rPr>
-        <w:t>第41期</w:t>
-      </w:r>
-      <w:r>
-        <w:rPr>
-          <w:rFonts w:hint="eastAsia" w:ascii="Times New Roman" w:hAnsi="Times New Roman" w:eastAsia="FangSong_GB2312" w:cs="Times New Roman"/>
-          <w:sz w:val="32"/>
-          <w:szCs w:val="32"/>
-          <w:lang w:eastAsia="zh-CN"/>
-        </w:rPr>
-        <w:t>：</w:t>
-      </w:r>
-      <w:r>
-        <w:rPr>
-          <w:rFonts w:ascii="Times New Roman" w:hAnsi="Times New Roman" w:eastAsia="FangSong_GB2312" w:cs="Times New Roman"/>
-          <w:sz w:val="32"/>
-          <w:szCs w:val="32"/>
-        </w:rPr>
-        <w:t>9月17日 宣讲课</w:t>
-      </w:r>
-      <w:r>
-        <w:rPr>
-          <w:rFonts w:hint="eastAsia" w:ascii="Times New Roman" w:hAnsi="Times New Roman" w:eastAsia="FangSong_GB2312" w:cs="Times New Roman"/>
-          <w:sz w:val="32"/>
-          <w:szCs w:val="32"/>
-          <w:lang w:eastAsia="zh-CN"/>
-        </w:rPr>
-        <w:t>（</w:t>
-      </w:r>
-      <w:r>
-        <w:rPr>
-          <w:rFonts w:hint="eastAsia" w:ascii="Times New Roman" w:hAnsi="Times New Roman" w:eastAsia="FangSong_GB2312" w:cs="Times New Roman"/>
-          <w:sz w:val="32"/>
-          <w:szCs w:val="32"/>
-          <w:lang w:val="en-US" w:eastAsia="zh-CN"/>
-        </w:rPr>
-        <w:t>线上，姚萱</w:t>
-      </w:r>
-      <w:r>
-        <w:rPr>
-          <w:rFonts w:hint="eastAsia" w:ascii="Times New Roman" w:hAnsi="Times New Roman" w:eastAsia="FangSong_GB2312" w:cs="Times New Roman"/>
-          <w:sz w:val="32"/>
-          <w:szCs w:val="32"/>
-          <w:lang w:eastAsia="zh-CN"/>
-        </w:rPr>
-        <w:t>）</w:t>
-      </w:r>
       <w:bookmarkStart w:id="0" w:name="_GoBack"/>
       <w:bookmarkEnd w:id="0"/>
+    </w:p>
+    <w:p>
+      <w:pPr>
+        <w:pStyle w:val="28"/>
+        <w:numPr>
+          <w:ilvl w:val="0"/>
+          <w:numId w:val="2"/>
+        </w:numPr>
+        <w:rPr>
+          <w:rFonts w:ascii="Times New Roman" w:hAnsi="Times New Roman" w:eastAsia="FangSong_GB2312" w:cs="Times New Roman"/>
+          <w:sz w:val="32"/>
+          <w:szCs w:val="32"/>
+        </w:rPr>
+      </w:pPr>
+      <w:r>
+        <w:rPr>
+          <w:rFonts w:ascii="Times New Roman" w:hAnsi="Times New Roman" w:eastAsia="FangSong_GB2312" w:cs="Times New Roman"/>
+          <w:sz w:val="32"/>
+          <w:szCs w:val="32"/>
+        </w:rPr>
+        <w:t>第41期</w:t>
+      </w:r>
+      <w:r>
+        <w:rPr>
+          <w:rFonts w:hint="eastAsia" w:ascii="Times New Roman" w:hAnsi="Times New Roman" w:eastAsia="FangSong_GB2312" w:cs="Times New Roman"/>
+          <w:sz w:val="32"/>
+          <w:szCs w:val="32"/>
+          <w:lang w:eastAsia="zh-CN"/>
+        </w:rPr>
+        <w:t>：</w:t>
+      </w:r>
+      <w:r>
+        <w:rPr>
+          <w:rFonts w:ascii="Times New Roman" w:hAnsi="Times New Roman" w:eastAsia="FangSong_GB2312" w:cs="Times New Roman"/>
+          <w:sz w:val="32"/>
+          <w:szCs w:val="32"/>
+        </w:rPr>
+        <w:t>9月17日 宣讲课</w:t>
+      </w:r>
+      <w:r>
+        <w:rPr>
+          <w:rFonts w:hint="eastAsia" w:ascii="Times New Roman" w:hAnsi="Times New Roman" w:eastAsia="FangSong_GB2312" w:cs="Times New Roman"/>
+          <w:sz w:val="32"/>
+          <w:szCs w:val="32"/>
+          <w:lang w:eastAsia="zh-CN"/>
+        </w:rPr>
+        <w:t>（</w:t>
+      </w:r>
+      <w:r>
+        <w:rPr>
+          <w:rFonts w:hint="eastAsia" w:ascii="Times New Roman" w:hAnsi="Times New Roman" w:eastAsia="FangSong_GB2312" w:cs="Times New Roman"/>
+          <w:sz w:val="32"/>
+          <w:szCs w:val="32"/>
+          <w:lang w:val="en-US" w:eastAsia="zh-CN"/>
+        </w:rPr>
+        <w:t>线上，姚萱</w:t>
+      </w:r>
+      <w:r>
+        <w:rPr>
+          <w:rFonts w:hint="eastAsia" w:ascii="Times New Roman" w:hAnsi="Times New Roman" w:eastAsia="FangSong_GB2312" w:cs="Times New Roman"/>
+          <w:sz w:val="32"/>
+          <w:szCs w:val="32"/>
+          <w:lang w:eastAsia="zh-CN"/>
+        </w:rPr>
+        <w:t>）</w:t>
+      </w:r>
     </w:p>
     <w:p>
       <w:pPr>
